--- a/04_exam_calendar/入試日程_記入用紙.docx
+++ b/04_exam_calendar/入試日程_記入用紙.docx
@@ -71,7 +71,7 @@
           <w:sz w:val="28"/>
           <w:szCs w:val="28"/>
         </w:rPr>
-        <w:t xml:space="preserve">入試日程 記入用紙</w:t>
+        <w:t xml:space="preserve">受験校 記入用紙</w:t>
       </w:r>
     </w:p>
     <w:p>
@@ -100,7 +100,7 @@
           <w:sz w:val="21"/>
           <w:szCs w:val="21"/>
         </w:rPr>
-        <w:t xml:space="preserve">受験する学校と日にちを、日にちの早い順に書いてください。</w:t>
+        <w:t xml:space="preserve">受験する学校（受験するかもしれない学校もふくむ）を書き、区分の「推薦」か「一般」のどちらかに○をつけてください。</w:t>
       </w:r>
     </w:p>
     <w:p>
@@ -115,22 +115,7 @@
           <w:sz w:val="21"/>
           <w:szCs w:val="21"/>
         </w:rPr>
-        <w:t xml:space="preserve">教室の入試カレンダーにまとめて、直前の対策と当日の応援に使います。</w:t>
-      </w:r>
-    </w:p>
-    <w:p>
-      <w:pPr>
-        <w:spacing w:after="0" w:before="0"/>
-        <w:ind w:left="210"/>
-        <w:jc w:val="left"/>
-      </w:pPr>
-      <w:r>
-        <w:rPr>
-          <w:rFonts w:ascii="ＭＳ 明朝" w:cs="ＭＳ 明朝" w:eastAsia="ＭＳ 明朝" w:hAnsi="ＭＳ 明朝"/>
-          <w:sz w:val="21"/>
-          <w:szCs w:val="21"/>
-        </w:rPr>
-        <w:t xml:space="preserve">まだ決まっていない学校は、区分の欄に「予定」と書いてください。</w:t>
+        <w:t xml:space="preserve">入試の日にちは教室で調べて、入試カレンダーにまとめます。</w:t>
       </w:r>
     </w:p>
     <w:tbl>
@@ -308,11 +293,9 @@
         </w:tblBorders>
       </w:tblPr>
       <w:tblGrid>
-        <w:gridCol w:w="520"/>
-        <w:gridCol w:w="2350"/>
-        <w:gridCol w:w="3000"/>
-        <w:gridCol w:w="1600"/>
-        <w:gridCol w:w="1674"/>
+        <w:gridCol w:w="600"/>
+        <w:gridCol w:w="5600"/>
+        <w:gridCol w:w="2944"/>
       </w:tblGrid>
       <w:tr>
         <w:trPr>
@@ -321,7 +304,7 @@
         </w:trPr>
         <w:tc>
           <w:tcPr>
-            <w:tcW w:type="dxa" w:w="520"/>
+            <w:tcW w:type="dxa" w:w="600"/>
             <w:tcBorders>
               <w:top w:val="single" w:color="000000" w:sz="4"/>
               <w:left w:val="single" w:color="000000" w:sz="4"/>
@@ -353,7 +336,7 @@
         </w:tc>
         <w:tc>
           <w:tcPr>
-            <w:tcW w:type="dxa" w:w="2350"/>
+            <w:tcW w:type="dxa" w:w="5600"/>
             <w:tcBorders>
               <w:top w:val="single" w:color="000000" w:sz="4"/>
               <w:left w:val="single" w:color="000000" w:sz="4"/>
@@ -379,13 +362,13 @@
                 <w:sz w:val="21"/>
                 <w:szCs w:val="21"/>
               </w:rPr>
-              <w:t xml:space="preserve">受験日</w:t>
-            </w:r>
-          </w:p>
-        </w:tc>
-        <w:tc>
-          <w:tcPr>
-            <w:tcW w:type="dxa" w:w="3000"/>
+              <w:t xml:space="preserve">学校名</w:t>
+            </w:r>
+          </w:p>
+        </w:tc>
+        <w:tc>
+          <w:tcPr>
+            <w:tcW w:type="dxa" w:w="2944"/>
             <w:tcBorders>
               <w:top w:val="single" w:color="000000" w:sz="4"/>
               <w:left w:val="single" w:color="000000" w:sz="4"/>
@@ -411,71 +394,7 @@
                 <w:sz w:val="21"/>
                 <w:szCs w:val="21"/>
               </w:rPr>
-              <w:t xml:space="preserve">学校名</w:t>
-            </w:r>
-          </w:p>
-        </w:tc>
-        <w:tc>
-          <w:tcPr>
-            <w:tcW w:type="dxa" w:w="1600"/>
-            <w:tcBorders>
-              <w:top w:val="single" w:color="000000" w:sz="4"/>
-              <w:left w:val="single" w:color="000000" w:sz="4"/>
-              <w:bottom w:val="single" w:color="000000" w:sz="4"/>
-              <w:right w:val="single" w:color="000000" w:sz="4"/>
-            </w:tcBorders>
-            <w:shd w:fill="D9D9D9" w:color="auto" w:val="clear"/>
-            <w:tcMar>
-              <w:top w:type="dxa" w:w="40"/>
-              <w:left w:type="dxa" w:w="100"/>
-              <w:bottom w:type="dxa" w:w="40"/>
-              <w:right w:type="dxa" w:w="100"/>
-            </w:tcMar>
-            <w:vAlign w:val="center"/>
-          </w:tcPr>
-          <w:p>
-            <w:pPr>
-              <w:jc w:val="center"/>
-            </w:pPr>
-            <w:r>
-              <w:rPr>
-                <w:rFonts w:ascii="ＭＳ 明朝" w:cs="ＭＳ 明朝" w:eastAsia="ＭＳ 明朝" w:hAnsi="ＭＳ 明朝"/>
-                <w:sz w:val="21"/>
-                <w:szCs w:val="21"/>
-              </w:rPr>
-              <w:t xml:space="preserve">区分</w:t>
-            </w:r>
-          </w:p>
-        </w:tc>
-        <w:tc>
-          <w:tcPr>
-            <w:tcW w:type="dxa" w:w="1674"/>
-            <w:tcBorders>
-              <w:top w:val="single" w:color="000000" w:sz="4"/>
-              <w:left w:val="single" w:color="000000" w:sz="4"/>
-              <w:bottom w:val="single" w:color="000000" w:sz="4"/>
-              <w:right w:val="single" w:color="000000" w:sz="4"/>
-            </w:tcBorders>
-            <w:shd w:fill="D9D9D9" w:color="auto" w:val="clear"/>
-            <w:tcMar>
-              <w:top w:type="dxa" w:w="40"/>
-              <w:left w:type="dxa" w:w="100"/>
-              <w:bottom w:type="dxa" w:w="40"/>
-              <w:right w:type="dxa" w:w="100"/>
-            </w:tcMar>
-            <w:vAlign w:val="center"/>
-          </w:tcPr>
-          <w:p>
-            <w:pPr>
-              <w:jc w:val="center"/>
-            </w:pPr>
-            <w:r>
-              <w:rPr>
-                <w:rFonts w:ascii="ＭＳ 明朝" w:cs="ＭＳ 明朝" w:eastAsia="ＭＳ 明朝" w:hAnsi="ＭＳ 明朝"/>
-                <w:sz w:val="21"/>
-                <w:szCs w:val="21"/>
-              </w:rPr>
-              <w:t xml:space="preserve">合格発表日</w:t>
+              <w:t xml:space="preserve">区分（どちらかに○）</w:t>
             </w:r>
           </w:p>
         </w:tc>
@@ -484,11 +403,11 @@
         <w:trPr>
           <w:cantSplit/>
           <w:tblHeader w:val="false"/>
-          <w:trHeight w:val="570" w:hRule="atLeast"/>
+          <w:trHeight w:val="600" w:hRule="atLeast"/>
         </w:trPr>
         <w:tc>
           <w:tcPr>
-            <w:tcW w:type="dxa" w:w="520"/>
+            <w:tcW w:type="dxa" w:w="600"/>
             <w:tcBorders>
               <w:top w:val="single" w:color="000000" w:sz="4"/>
               <w:left w:val="single" w:color="000000" w:sz="4"/>
@@ -519,38 +438,7 @@
         </w:tc>
         <w:tc>
           <w:tcPr>
-            <w:tcW w:type="dxa" w:w="2350"/>
-            <w:tcBorders>
-              <w:top w:val="single" w:color="000000" w:sz="4"/>
-              <w:left w:val="single" w:color="000000" w:sz="4"/>
-              <w:bottom w:val="single" w:color="000000" w:sz="4"/>
-              <w:right w:val="single" w:color="000000" w:sz="4"/>
-            </w:tcBorders>
-            <w:tcMar>
-              <w:top w:type="dxa" w:w="40"/>
-              <w:left w:type="dxa" w:w="100"/>
-              <w:bottom w:type="dxa" w:w="40"/>
-              <w:right w:type="dxa" w:w="100"/>
-            </w:tcMar>
-            <w:vAlign w:val="center"/>
-          </w:tcPr>
-          <w:p>
-            <w:pPr>
-              <w:jc w:val="center"/>
-            </w:pPr>
-            <w:r>
-              <w:rPr>
-                <w:rFonts w:ascii="ＭＳ 明朝" w:cs="ＭＳ 明朝" w:eastAsia="ＭＳ 明朝" w:hAnsi="ＭＳ 明朝"/>
-                <w:sz w:val="21"/>
-                <w:szCs w:val="21"/>
-              </w:rPr>
-              <w:t xml:space="preserve">月　　日（　　）</w:t>
-            </w:r>
-          </w:p>
-        </w:tc>
-        <w:tc>
-          <w:tcPr>
-            <w:tcW w:type="dxa" w:w="3000"/>
+            <w:tcW w:type="dxa" w:w="5600"/>
             <w:tcBorders>
               <w:top w:val="single" w:color="000000" w:sz="4"/>
               <w:left w:val="single" w:color="000000" w:sz="4"/>
@@ -581,63 +469,32 @@
         </w:tc>
         <w:tc>
           <w:tcPr>
-            <w:tcW w:type="dxa" w:w="1600"/>
-            <w:tcBorders>
-              <w:top w:val="single" w:color="000000" w:sz="4"/>
-              <w:left w:val="single" w:color="000000" w:sz="4"/>
-              <w:bottom w:val="single" w:color="000000" w:sz="4"/>
-              <w:right w:val="single" w:color="000000" w:sz="4"/>
-            </w:tcBorders>
-            <w:tcMar>
-              <w:top w:type="dxa" w:w="40"/>
-              <w:left w:type="dxa" w:w="100"/>
-              <w:bottom w:type="dxa" w:w="40"/>
-              <w:right w:type="dxa" w:w="100"/>
-            </w:tcMar>
-            <w:vAlign w:val="center"/>
-          </w:tcPr>
-          <w:p>
-            <w:pPr>
-              <w:jc w:val="left"/>
-            </w:pPr>
-            <w:r>
-              <w:rPr>
-                <w:rFonts w:ascii="ＭＳ 明朝" w:cs="ＭＳ 明朝" w:eastAsia="ＭＳ 明朝" w:hAnsi="ＭＳ 明朝"/>
-                <w:sz w:val="21"/>
-                <w:szCs w:val="21"/>
-              </w:rPr>
-              <w:t xml:space="preserve"/>
-            </w:r>
-          </w:p>
-        </w:tc>
-        <w:tc>
-          <w:tcPr>
-            <w:tcW w:type="dxa" w:w="1674"/>
-            <w:tcBorders>
-              <w:top w:val="single" w:color="000000" w:sz="4"/>
-              <w:left w:val="single" w:color="000000" w:sz="4"/>
-              <w:bottom w:val="single" w:color="000000" w:sz="4"/>
-              <w:right w:val="single" w:color="000000" w:sz="4"/>
-            </w:tcBorders>
-            <w:tcMar>
-              <w:top w:type="dxa" w:w="40"/>
-              <w:left w:type="dxa" w:w="100"/>
-              <w:bottom w:type="dxa" w:w="40"/>
-              <w:right w:type="dxa" w:w="100"/>
-            </w:tcMar>
-            <w:vAlign w:val="center"/>
-          </w:tcPr>
-          <w:p>
-            <w:pPr>
-              <w:jc w:val="center"/>
-            </w:pPr>
-            <w:r>
-              <w:rPr>
-                <w:rFonts w:ascii="ＭＳ 明朝" w:cs="ＭＳ 明朝" w:eastAsia="ＭＳ 明朝" w:hAnsi="ＭＳ 明朝"/>
-                <w:sz w:val="21"/>
-                <w:szCs w:val="21"/>
-              </w:rPr>
-              <w:t xml:space="preserve">月　　日</w:t>
+            <w:tcW w:type="dxa" w:w="2944"/>
+            <w:tcBorders>
+              <w:top w:val="single" w:color="000000" w:sz="4"/>
+              <w:left w:val="single" w:color="000000" w:sz="4"/>
+              <w:bottom w:val="single" w:color="000000" w:sz="4"/>
+              <w:right w:val="single" w:color="000000" w:sz="4"/>
+            </w:tcBorders>
+            <w:tcMar>
+              <w:top w:type="dxa" w:w="40"/>
+              <w:left w:type="dxa" w:w="100"/>
+              <w:bottom w:type="dxa" w:w="40"/>
+              <w:right w:type="dxa" w:w="100"/>
+            </w:tcMar>
+            <w:vAlign w:val="center"/>
+          </w:tcPr>
+          <w:p>
+            <w:pPr>
+              <w:jc w:val="center"/>
+            </w:pPr>
+            <w:r>
+              <w:rPr>
+                <w:rFonts w:ascii="ＭＳ 明朝" w:cs="ＭＳ 明朝" w:eastAsia="ＭＳ 明朝" w:hAnsi="ＭＳ 明朝"/>
+                <w:sz w:val="21"/>
+                <w:szCs w:val="21"/>
+              </w:rPr>
+              <w:t xml:space="preserve">推薦　・　一般</w:t>
             </w:r>
           </w:p>
         </w:tc>
@@ -646,11 +503,11 @@
         <w:trPr>
           <w:cantSplit/>
           <w:tblHeader w:val="false"/>
-          <w:trHeight w:val="570" w:hRule="atLeast"/>
+          <w:trHeight w:val="600" w:hRule="atLeast"/>
         </w:trPr>
         <w:tc>
           <w:tcPr>
-            <w:tcW w:type="dxa" w:w="520"/>
+            <w:tcW w:type="dxa" w:w="600"/>
             <w:tcBorders>
               <w:top w:val="single" w:color="000000" w:sz="4"/>
               <w:left w:val="single" w:color="000000" w:sz="4"/>
@@ -681,38 +538,7 @@
         </w:tc>
         <w:tc>
           <w:tcPr>
-            <w:tcW w:type="dxa" w:w="2350"/>
-            <w:tcBorders>
-              <w:top w:val="single" w:color="000000" w:sz="4"/>
-              <w:left w:val="single" w:color="000000" w:sz="4"/>
-              <w:bottom w:val="single" w:color="000000" w:sz="4"/>
-              <w:right w:val="single" w:color="000000" w:sz="4"/>
-            </w:tcBorders>
-            <w:tcMar>
-              <w:top w:type="dxa" w:w="40"/>
-              <w:left w:type="dxa" w:w="100"/>
-              <w:bottom w:type="dxa" w:w="40"/>
-              <w:right w:type="dxa" w:w="100"/>
-            </w:tcMar>
-            <w:vAlign w:val="center"/>
-          </w:tcPr>
-          <w:p>
-            <w:pPr>
-              <w:jc w:val="center"/>
-            </w:pPr>
-            <w:r>
-              <w:rPr>
-                <w:rFonts w:ascii="ＭＳ 明朝" w:cs="ＭＳ 明朝" w:eastAsia="ＭＳ 明朝" w:hAnsi="ＭＳ 明朝"/>
-                <w:sz w:val="21"/>
-                <w:szCs w:val="21"/>
-              </w:rPr>
-              <w:t xml:space="preserve">月　　日（　　）</w:t>
-            </w:r>
-          </w:p>
-        </w:tc>
-        <w:tc>
-          <w:tcPr>
-            <w:tcW w:type="dxa" w:w="3000"/>
+            <w:tcW w:type="dxa" w:w="5600"/>
             <w:tcBorders>
               <w:top w:val="single" w:color="000000" w:sz="4"/>
               <w:left w:val="single" w:color="000000" w:sz="4"/>
@@ -743,63 +569,32 @@
         </w:tc>
         <w:tc>
           <w:tcPr>
-            <w:tcW w:type="dxa" w:w="1600"/>
-            <w:tcBorders>
-              <w:top w:val="single" w:color="000000" w:sz="4"/>
-              <w:left w:val="single" w:color="000000" w:sz="4"/>
-              <w:bottom w:val="single" w:color="000000" w:sz="4"/>
-              <w:right w:val="single" w:color="000000" w:sz="4"/>
-            </w:tcBorders>
-            <w:tcMar>
-              <w:top w:type="dxa" w:w="40"/>
-              <w:left w:type="dxa" w:w="100"/>
-              <w:bottom w:type="dxa" w:w="40"/>
-              <w:right w:type="dxa" w:w="100"/>
-            </w:tcMar>
-            <w:vAlign w:val="center"/>
-          </w:tcPr>
-          <w:p>
-            <w:pPr>
-              <w:jc w:val="left"/>
-            </w:pPr>
-            <w:r>
-              <w:rPr>
-                <w:rFonts w:ascii="ＭＳ 明朝" w:cs="ＭＳ 明朝" w:eastAsia="ＭＳ 明朝" w:hAnsi="ＭＳ 明朝"/>
-                <w:sz w:val="21"/>
-                <w:szCs w:val="21"/>
-              </w:rPr>
-              <w:t xml:space="preserve"/>
-            </w:r>
-          </w:p>
-        </w:tc>
-        <w:tc>
-          <w:tcPr>
-            <w:tcW w:type="dxa" w:w="1674"/>
-            <w:tcBorders>
-              <w:top w:val="single" w:color="000000" w:sz="4"/>
-              <w:left w:val="single" w:color="000000" w:sz="4"/>
-              <w:bottom w:val="single" w:color="000000" w:sz="4"/>
-              <w:right w:val="single" w:color="000000" w:sz="4"/>
-            </w:tcBorders>
-            <w:tcMar>
-              <w:top w:type="dxa" w:w="40"/>
-              <w:left w:type="dxa" w:w="100"/>
-              <w:bottom w:type="dxa" w:w="40"/>
-              <w:right w:type="dxa" w:w="100"/>
-            </w:tcMar>
-            <w:vAlign w:val="center"/>
-          </w:tcPr>
-          <w:p>
-            <w:pPr>
-              <w:jc w:val="center"/>
-            </w:pPr>
-            <w:r>
-              <w:rPr>
-                <w:rFonts w:ascii="ＭＳ 明朝" w:cs="ＭＳ 明朝" w:eastAsia="ＭＳ 明朝" w:hAnsi="ＭＳ 明朝"/>
-                <w:sz w:val="21"/>
-                <w:szCs w:val="21"/>
-              </w:rPr>
-              <w:t xml:space="preserve">月　　日</w:t>
+            <w:tcW w:type="dxa" w:w="2944"/>
+            <w:tcBorders>
+              <w:top w:val="single" w:color="000000" w:sz="4"/>
+              <w:left w:val="single" w:color="000000" w:sz="4"/>
+              <w:bottom w:val="single" w:color="000000" w:sz="4"/>
+              <w:right w:val="single" w:color="000000" w:sz="4"/>
+            </w:tcBorders>
+            <w:tcMar>
+              <w:top w:type="dxa" w:w="40"/>
+              <w:left w:type="dxa" w:w="100"/>
+              <w:bottom w:type="dxa" w:w="40"/>
+              <w:right w:type="dxa" w:w="100"/>
+            </w:tcMar>
+            <w:vAlign w:val="center"/>
+          </w:tcPr>
+          <w:p>
+            <w:pPr>
+              <w:jc w:val="center"/>
+            </w:pPr>
+            <w:r>
+              <w:rPr>
+                <w:rFonts w:ascii="ＭＳ 明朝" w:cs="ＭＳ 明朝" w:eastAsia="ＭＳ 明朝" w:hAnsi="ＭＳ 明朝"/>
+                <w:sz w:val="21"/>
+                <w:szCs w:val="21"/>
+              </w:rPr>
+              <w:t xml:space="preserve">推薦　・　一般</w:t>
             </w:r>
           </w:p>
         </w:tc>
@@ -808,11 +603,11 @@
         <w:trPr>
           <w:cantSplit/>
           <w:tblHeader w:val="false"/>
-          <w:trHeight w:val="570" w:hRule="atLeast"/>
+          <w:trHeight w:val="600" w:hRule="atLeast"/>
         </w:trPr>
         <w:tc>
           <w:tcPr>
-            <w:tcW w:type="dxa" w:w="520"/>
+            <w:tcW w:type="dxa" w:w="600"/>
             <w:tcBorders>
               <w:top w:val="single" w:color="000000" w:sz="4"/>
               <w:left w:val="single" w:color="000000" w:sz="4"/>
@@ -843,38 +638,7 @@
         </w:tc>
         <w:tc>
           <w:tcPr>
-            <w:tcW w:type="dxa" w:w="2350"/>
-            <w:tcBorders>
-              <w:top w:val="single" w:color="000000" w:sz="4"/>
-              <w:left w:val="single" w:color="000000" w:sz="4"/>
-              <w:bottom w:val="single" w:color="000000" w:sz="4"/>
-              <w:right w:val="single" w:color="000000" w:sz="4"/>
-            </w:tcBorders>
-            <w:tcMar>
-              <w:top w:type="dxa" w:w="40"/>
-              <w:left w:type="dxa" w:w="100"/>
-              <w:bottom w:type="dxa" w:w="40"/>
-              <w:right w:type="dxa" w:w="100"/>
-            </w:tcMar>
-            <w:vAlign w:val="center"/>
-          </w:tcPr>
-          <w:p>
-            <w:pPr>
-              <w:jc w:val="center"/>
-            </w:pPr>
-            <w:r>
-              <w:rPr>
-                <w:rFonts w:ascii="ＭＳ 明朝" w:cs="ＭＳ 明朝" w:eastAsia="ＭＳ 明朝" w:hAnsi="ＭＳ 明朝"/>
-                <w:sz w:val="21"/>
-                <w:szCs w:val="21"/>
-              </w:rPr>
-              <w:t xml:space="preserve">月　　日（　　）</w:t>
-            </w:r>
-          </w:p>
-        </w:tc>
-        <w:tc>
-          <w:tcPr>
-            <w:tcW w:type="dxa" w:w="3000"/>
+            <w:tcW w:type="dxa" w:w="5600"/>
             <w:tcBorders>
               <w:top w:val="single" w:color="000000" w:sz="4"/>
               <w:left w:val="single" w:color="000000" w:sz="4"/>
@@ -905,63 +669,32 @@
         </w:tc>
         <w:tc>
           <w:tcPr>
-            <w:tcW w:type="dxa" w:w="1600"/>
-            <w:tcBorders>
-              <w:top w:val="single" w:color="000000" w:sz="4"/>
-              <w:left w:val="single" w:color="000000" w:sz="4"/>
-              <w:bottom w:val="single" w:color="000000" w:sz="4"/>
-              <w:right w:val="single" w:color="000000" w:sz="4"/>
-            </w:tcBorders>
-            <w:tcMar>
-              <w:top w:type="dxa" w:w="40"/>
-              <w:left w:type="dxa" w:w="100"/>
-              <w:bottom w:type="dxa" w:w="40"/>
-              <w:right w:type="dxa" w:w="100"/>
-            </w:tcMar>
-            <w:vAlign w:val="center"/>
-          </w:tcPr>
-          <w:p>
-            <w:pPr>
-              <w:jc w:val="left"/>
-            </w:pPr>
-            <w:r>
-              <w:rPr>
-                <w:rFonts w:ascii="ＭＳ 明朝" w:cs="ＭＳ 明朝" w:eastAsia="ＭＳ 明朝" w:hAnsi="ＭＳ 明朝"/>
-                <w:sz w:val="21"/>
-                <w:szCs w:val="21"/>
-              </w:rPr>
-              <w:t xml:space="preserve"/>
-            </w:r>
-          </w:p>
-        </w:tc>
-        <w:tc>
-          <w:tcPr>
-            <w:tcW w:type="dxa" w:w="1674"/>
-            <w:tcBorders>
-              <w:top w:val="single" w:color="000000" w:sz="4"/>
-              <w:left w:val="single" w:color="000000" w:sz="4"/>
-              <w:bottom w:val="single" w:color="000000" w:sz="4"/>
-              <w:right w:val="single" w:color="000000" w:sz="4"/>
-            </w:tcBorders>
-            <w:tcMar>
-              <w:top w:type="dxa" w:w="40"/>
-              <w:left w:type="dxa" w:w="100"/>
-              <w:bottom w:type="dxa" w:w="40"/>
-              <w:right w:type="dxa" w:w="100"/>
-            </w:tcMar>
-            <w:vAlign w:val="center"/>
-          </w:tcPr>
-          <w:p>
-            <w:pPr>
-              <w:jc w:val="center"/>
-            </w:pPr>
-            <w:r>
-              <w:rPr>
-                <w:rFonts w:ascii="ＭＳ 明朝" w:cs="ＭＳ 明朝" w:eastAsia="ＭＳ 明朝" w:hAnsi="ＭＳ 明朝"/>
-                <w:sz w:val="21"/>
-                <w:szCs w:val="21"/>
-              </w:rPr>
-              <w:t xml:space="preserve">月　　日</w:t>
+            <w:tcW w:type="dxa" w:w="2944"/>
+            <w:tcBorders>
+              <w:top w:val="single" w:color="000000" w:sz="4"/>
+              <w:left w:val="single" w:color="000000" w:sz="4"/>
+              <w:bottom w:val="single" w:color="000000" w:sz="4"/>
+              <w:right w:val="single" w:color="000000" w:sz="4"/>
+            </w:tcBorders>
+            <w:tcMar>
+              <w:top w:type="dxa" w:w="40"/>
+              <w:left w:type="dxa" w:w="100"/>
+              <w:bottom w:type="dxa" w:w="40"/>
+              <w:right w:type="dxa" w:w="100"/>
+            </w:tcMar>
+            <w:vAlign w:val="center"/>
+          </w:tcPr>
+          <w:p>
+            <w:pPr>
+              <w:jc w:val="center"/>
+            </w:pPr>
+            <w:r>
+              <w:rPr>
+                <w:rFonts w:ascii="ＭＳ 明朝" w:cs="ＭＳ 明朝" w:eastAsia="ＭＳ 明朝" w:hAnsi="ＭＳ 明朝"/>
+                <w:sz w:val="21"/>
+                <w:szCs w:val="21"/>
+              </w:rPr>
+              <w:t xml:space="preserve">推薦　・　一般</w:t>
             </w:r>
           </w:p>
         </w:tc>
@@ -970,11 +703,11 @@
         <w:trPr>
           <w:cantSplit/>
           <w:tblHeader w:val="false"/>
-          <w:trHeight w:val="570" w:hRule="atLeast"/>
+          <w:trHeight w:val="600" w:hRule="atLeast"/>
         </w:trPr>
         <w:tc>
           <w:tcPr>
-            <w:tcW w:type="dxa" w:w="520"/>
+            <w:tcW w:type="dxa" w:w="600"/>
             <w:tcBorders>
               <w:top w:val="single" w:color="000000" w:sz="4"/>
               <w:left w:val="single" w:color="000000" w:sz="4"/>
@@ -1005,38 +738,7 @@
         </w:tc>
         <w:tc>
           <w:tcPr>
-            <w:tcW w:type="dxa" w:w="2350"/>
-            <w:tcBorders>
-              <w:top w:val="single" w:color="000000" w:sz="4"/>
-              <w:left w:val="single" w:color="000000" w:sz="4"/>
-              <w:bottom w:val="single" w:color="000000" w:sz="4"/>
-              <w:right w:val="single" w:color="000000" w:sz="4"/>
-            </w:tcBorders>
-            <w:tcMar>
-              <w:top w:type="dxa" w:w="40"/>
-              <w:left w:type="dxa" w:w="100"/>
-              <w:bottom w:type="dxa" w:w="40"/>
-              <w:right w:type="dxa" w:w="100"/>
-            </w:tcMar>
-            <w:vAlign w:val="center"/>
-          </w:tcPr>
-          <w:p>
-            <w:pPr>
-              <w:jc w:val="center"/>
-            </w:pPr>
-            <w:r>
-              <w:rPr>
-                <w:rFonts w:ascii="ＭＳ 明朝" w:cs="ＭＳ 明朝" w:eastAsia="ＭＳ 明朝" w:hAnsi="ＭＳ 明朝"/>
-                <w:sz w:val="21"/>
-                <w:szCs w:val="21"/>
-              </w:rPr>
-              <w:t xml:space="preserve">月　　日（　　）</w:t>
-            </w:r>
-          </w:p>
-        </w:tc>
-        <w:tc>
-          <w:tcPr>
-            <w:tcW w:type="dxa" w:w="3000"/>
+            <w:tcW w:type="dxa" w:w="5600"/>
             <w:tcBorders>
               <w:top w:val="single" w:color="000000" w:sz="4"/>
               <w:left w:val="single" w:color="000000" w:sz="4"/>
@@ -1067,63 +769,32 @@
         </w:tc>
         <w:tc>
           <w:tcPr>
-            <w:tcW w:type="dxa" w:w="1600"/>
-            <w:tcBorders>
-              <w:top w:val="single" w:color="000000" w:sz="4"/>
-              <w:left w:val="single" w:color="000000" w:sz="4"/>
-              <w:bottom w:val="single" w:color="000000" w:sz="4"/>
-              <w:right w:val="single" w:color="000000" w:sz="4"/>
-            </w:tcBorders>
-            <w:tcMar>
-              <w:top w:type="dxa" w:w="40"/>
-              <w:left w:type="dxa" w:w="100"/>
-              <w:bottom w:type="dxa" w:w="40"/>
-              <w:right w:type="dxa" w:w="100"/>
-            </w:tcMar>
-            <w:vAlign w:val="center"/>
-          </w:tcPr>
-          <w:p>
-            <w:pPr>
-              <w:jc w:val="left"/>
-            </w:pPr>
-            <w:r>
-              <w:rPr>
-                <w:rFonts w:ascii="ＭＳ 明朝" w:cs="ＭＳ 明朝" w:eastAsia="ＭＳ 明朝" w:hAnsi="ＭＳ 明朝"/>
-                <w:sz w:val="21"/>
-                <w:szCs w:val="21"/>
-              </w:rPr>
-              <w:t xml:space="preserve"/>
-            </w:r>
-          </w:p>
-        </w:tc>
-        <w:tc>
-          <w:tcPr>
-            <w:tcW w:type="dxa" w:w="1674"/>
-            <w:tcBorders>
-              <w:top w:val="single" w:color="000000" w:sz="4"/>
-              <w:left w:val="single" w:color="000000" w:sz="4"/>
-              <w:bottom w:val="single" w:color="000000" w:sz="4"/>
-              <w:right w:val="single" w:color="000000" w:sz="4"/>
-            </w:tcBorders>
-            <w:tcMar>
-              <w:top w:type="dxa" w:w="40"/>
-              <w:left w:type="dxa" w:w="100"/>
-              <w:bottom w:type="dxa" w:w="40"/>
-              <w:right w:type="dxa" w:w="100"/>
-            </w:tcMar>
-            <w:vAlign w:val="center"/>
-          </w:tcPr>
-          <w:p>
-            <w:pPr>
-              <w:jc w:val="center"/>
-            </w:pPr>
-            <w:r>
-              <w:rPr>
-                <w:rFonts w:ascii="ＭＳ 明朝" w:cs="ＭＳ 明朝" w:eastAsia="ＭＳ 明朝" w:hAnsi="ＭＳ 明朝"/>
-                <w:sz w:val="21"/>
-                <w:szCs w:val="21"/>
-              </w:rPr>
-              <w:t xml:space="preserve">月　　日</w:t>
+            <w:tcW w:type="dxa" w:w="2944"/>
+            <w:tcBorders>
+              <w:top w:val="single" w:color="000000" w:sz="4"/>
+              <w:left w:val="single" w:color="000000" w:sz="4"/>
+              <w:bottom w:val="single" w:color="000000" w:sz="4"/>
+              <w:right w:val="single" w:color="000000" w:sz="4"/>
+            </w:tcBorders>
+            <w:tcMar>
+              <w:top w:type="dxa" w:w="40"/>
+              <w:left w:type="dxa" w:w="100"/>
+              <w:bottom w:type="dxa" w:w="40"/>
+              <w:right w:type="dxa" w:w="100"/>
+            </w:tcMar>
+            <w:vAlign w:val="center"/>
+          </w:tcPr>
+          <w:p>
+            <w:pPr>
+              <w:jc w:val="center"/>
+            </w:pPr>
+            <w:r>
+              <w:rPr>
+                <w:rFonts w:ascii="ＭＳ 明朝" w:cs="ＭＳ 明朝" w:eastAsia="ＭＳ 明朝" w:hAnsi="ＭＳ 明朝"/>
+                <w:sz w:val="21"/>
+                <w:szCs w:val="21"/>
+              </w:rPr>
+              <w:t xml:space="preserve">推薦　・　一般</w:t>
             </w:r>
           </w:p>
         </w:tc>
@@ -1132,11 +803,11 @@
         <w:trPr>
           <w:cantSplit/>
           <w:tblHeader w:val="false"/>
-          <w:trHeight w:val="570" w:hRule="atLeast"/>
+          <w:trHeight w:val="600" w:hRule="atLeast"/>
         </w:trPr>
         <w:tc>
           <w:tcPr>
-            <w:tcW w:type="dxa" w:w="520"/>
+            <w:tcW w:type="dxa" w:w="600"/>
             <w:tcBorders>
               <w:top w:val="single" w:color="000000" w:sz="4"/>
               <w:left w:val="single" w:color="000000" w:sz="4"/>
@@ -1167,38 +838,7 @@
         </w:tc>
         <w:tc>
           <w:tcPr>
-            <w:tcW w:type="dxa" w:w="2350"/>
-            <w:tcBorders>
-              <w:top w:val="single" w:color="000000" w:sz="4"/>
-              <w:left w:val="single" w:color="000000" w:sz="4"/>
-              <w:bottom w:val="single" w:color="000000" w:sz="4"/>
-              <w:right w:val="single" w:color="000000" w:sz="4"/>
-            </w:tcBorders>
-            <w:tcMar>
-              <w:top w:type="dxa" w:w="40"/>
-              <w:left w:type="dxa" w:w="100"/>
-              <w:bottom w:type="dxa" w:w="40"/>
-              <w:right w:type="dxa" w:w="100"/>
-            </w:tcMar>
-            <w:vAlign w:val="center"/>
-          </w:tcPr>
-          <w:p>
-            <w:pPr>
-              <w:jc w:val="center"/>
-            </w:pPr>
-            <w:r>
-              <w:rPr>
-                <w:rFonts w:ascii="ＭＳ 明朝" w:cs="ＭＳ 明朝" w:eastAsia="ＭＳ 明朝" w:hAnsi="ＭＳ 明朝"/>
-                <w:sz w:val="21"/>
-                <w:szCs w:val="21"/>
-              </w:rPr>
-              <w:t xml:space="preserve">月　　日（　　）</w:t>
-            </w:r>
-          </w:p>
-        </w:tc>
-        <w:tc>
-          <w:tcPr>
-            <w:tcW w:type="dxa" w:w="3000"/>
+            <w:tcW w:type="dxa" w:w="5600"/>
             <w:tcBorders>
               <w:top w:val="single" w:color="000000" w:sz="4"/>
               <w:left w:val="single" w:color="000000" w:sz="4"/>
@@ -1229,63 +869,32 @@
         </w:tc>
         <w:tc>
           <w:tcPr>
-            <w:tcW w:type="dxa" w:w="1600"/>
-            <w:tcBorders>
-              <w:top w:val="single" w:color="000000" w:sz="4"/>
-              <w:left w:val="single" w:color="000000" w:sz="4"/>
-              <w:bottom w:val="single" w:color="000000" w:sz="4"/>
-              <w:right w:val="single" w:color="000000" w:sz="4"/>
-            </w:tcBorders>
-            <w:tcMar>
-              <w:top w:type="dxa" w:w="40"/>
-              <w:left w:type="dxa" w:w="100"/>
-              <w:bottom w:type="dxa" w:w="40"/>
-              <w:right w:type="dxa" w:w="100"/>
-            </w:tcMar>
-            <w:vAlign w:val="center"/>
-          </w:tcPr>
-          <w:p>
-            <w:pPr>
-              <w:jc w:val="left"/>
-            </w:pPr>
-            <w:r>
-              <w:rPr>
-                <w:rFonts w:ascii="ＭＳ 明朝" w:cs="ＭＳ 明朝" w:eastAsia="ＭＳ 明朝" w:hAnsi="ＭＳ 明朝"/>
-                <w:sz w:val="21"/>
-                <w:szCs w:val="21"/>
-              </w:rPr>
-              <w:t xml:space="preserve"/>
-            </w:r>
-          </w:p>
-        </w:tc>
-        <w:tc>
-          <w:tcPr>
-            <w:tcW w:type="dxa" w:w="1674"/>
-            <w:tcBorders>
-              <w:top w:val="single" w:color="000000" w:sz="4"/>
-              <w:left w:val="single" w:color="000000" w:sz="4"/>
-              <w:bottom w:val="single" w:color="000000" w:sz="4"/>
-              <w:right w:val="single" w:color="000000" w:sz="4"/>
-            </w:tcBorders>
-            <w:tcMar>
-              <w:top w:type="dxa" w:w="40"/>
-              <w:left w:type="dxa" w:w="100"/>
-              <w:bottom w:type="dxa" w:w="40"/>
-              <w:right w:type="dxa" w:w="100"/>
-            </w:tcMar>
-            <w:vAlign w:val="center"/>
-          </w:tcPr>
-          <w:p>
-            <w:pPr>
-              <w:jc w:val="center"/>
-            </w:pPr>
-            <w:r>
-              <w:rPr>
-                <w:rFonts w:ascii="ＭＳ 明朝" w:cs="ＭＳ 明朝" w:eastAsia="ＭＳ 明朝" w:hAnsi="ＭＳ 明朝"/>
-                <w:sz w:val="21"/>
-                <w:szCs w:val="21"/>
-              </w:rPr>
-              <w:t xml:space="preserve">月　　日</w:t>
+            <w:tcW w:type="dxa" w:w="2944"/>
+            <w:tcBorders>
+              <w:top w:val="single" w:color="000000" w:sz="4"/>
+              <w:left w:val="single" w:color="000000" w:sz="4"/>
+              <w:bottom w:val="single" w:color="000000" w:sz="4"/>
+              <w:right w:val="single" w:color="000000" w:sz="4"/>
+            </w:tcBorders>
+            <w:tcMar>
+              <w:top w:type="dxa" w:w="40"/>
+              <w:left w:type="dxa" w:w="100"/>
+              <w:bottom w:type="dxa" w:w="40"/>
+              <w:right w:type="dxa" w:w="100"/>
+            </w:tcMar>
+            <w:vAlign w:val="center"/>
+          </w:tcPr>
+          <w:p>
+            <w:pPr>
+              <w:jc w:val="center"/>
+            </w:pPr>
+            <w:r>
+              <w:rPr>
+                <w:rFonts w:ascii="ＭＳ 明朝" w:cs="ＭＳ 明朝" w:eastAsia="ＭＳ 明朝" w:hAnsi="ＭＳ 明朝"/>
+                <w:sz w:val="21"/>
+                <w:szCs w:val="21"/>
+              </w:rPr>
+              <w:t xml:space="preserve">推薦　・　一般</w:t>
             </w:r>
           </w:p>
         </w:tc>
@@ -1294,11 +903,11 @@
         <w:trPr>
           <w:cantSplit/>
           <w:tblHeader w:val="false"/>
-          <w:trHeight w:val="570" w:hRule="atLeast"/>
+          <w:trHeight w:val="600" w:hRule="atLeast"/>
         </w:trPr>
         <w:tc>
           <w:tcPr>
-            <w:tcW w:type="dxa" w:w="520"/>
+            <w:tcW w:type="dxa" w:w="600"/>
             <w:tcBorders>
               <w:top w:val="single" w:color="000000" w:sz="4"/>
               <w:left w:val="single" w:color="000000" w:sz="4"/>
@@ -1329,38 +938,7 @@
         </w:tc>
         <w:tc>
           <w:tcPr>
-            <w:tcW w:type="dxa" w:w="2350"/>
-            <w:tcBorders>
-              <w:top w:val="single" w:color="000000" w:sz="4"/>
-              <w:left w:val="single" w:color="000000" w:sz="4"/>
-              <w:bottom w:val="single" w:color="000000" w:sz="4"/>
-              <w:right w:val="single" w:color="000000" w:sz="4"/>
-            </w:tcBorders>
-            <w:tcMar>
-              <w:top w:type="dxa" w:w="40"/>
-              <w:left w:type="dxa" w:w="100"/>
-              <w:bottom w:type="dxa" w:w="40"/>
-              <w:right w:type="dxa" w:w="100"/>
-            </w:tcMar>
-            <w:vAlign w:val="center"/>
-          </w:tcPr>
-          <w:p>
-            <w:pPr>
-              <w:jc w:val="center"/>
-            </w:pPr>
-            <w:r>
-              <w:rPr>
-                <w:rFonts w:ascii="ＭＳ 明朝" w:cs="ＭＳ 明朝" w:eastAsia="ＭＳ 明朝" w:hAnsi="ＭＳ 明朝"/>
-                <w:sz w:val="21"/>
-                <w:szCs w:val="21"/>
-              </w:rPr>
-              <w:t xml:space="preserve">月　　日（　　）</w:t>
-            </w:r>
-          </w:p>
-        </w:tc>
-        <w:tc>
-          <w:tcPr>
-            <w:tcW w:type="dxa" w:w="3000"/>
+            <w:tcW w:type="dxa" w:w="5600"/>
             <w:tcBorders>
               <w:top w:val="single" w:color="000000" w:sz="4"/>
               <w:left w:val="single" w:color="000000" w:sz="4"/>
@@ -1391,63 +969,32 @@
         </w:tc>
         <w:tc>
           <w:tcPr>
-            <w:tcW w:type="dxa" w:w="1600"/>
-            <w:tcBorders>
-              <w:top w:val="single" w:color="000000" w:sz="4"/>
-              <w:left w:val="single" w:color="000000" w:sz="4"/>
-              <w:bottom w:val="single" w:color="000000" w:sz="4"/>
-              <w:right w:val="single" w:color="000000" w:sz="4"/>
-            </w:tcBorders>
-            <w:tcMar>
-              <w:top w:type="dxa" w:w="40"/>
-              <w:left w:type="dxa" w:w="100"/>
-              <w:bottom w:type="dxa" w:w="40"/>
-              <w:right w:type="dxa" w:w="100"/>
-            </w:tcMar>
-            <w:vAlign w:val="center"/>
-          </w:tcPr>
-          <w:p>
-            <w:pPr>
-              <w:jc w:val="left"/>
-            </w:pPr>
-            <w:r>
-              <w:rPr>
-                <w:rFonts w:ascii="ＭＳ 明朝" w:cs="ＭＳ 明朝" w:eastAsia="ＭＳ 明朝" w:hAnsi="ＭＳ 明朝"/>
-                <w:sz w:val="21"/>
-                <w:szCs w:val="21"/>
-              </w:rPr>
-              <w:t xml:space="preserve"/>
-            </w:r>
-          </w:p>
-        </w:tc>
-        <w:tc>
-          <w:tcPr>
-            <w:tcW w:type="dxa" w:w="1674"/>
-            <w:tcBorders>
-              <w:top w:val="single" w:color="000000" w:sz="4"/>
-              <w:left w:val="single" w:color="000000" w:sz="4"/>
-              <w:bottom w:val="single" w:color="000000" w:sz="4"/>
-              <w:right w:val="single" w:color="000000" w:sz="4"/>
-            </w:tcBorders>
-            <w:tcMar>
-              <w:top w:type="dxa" w:w="40"/>
-              <w:left w:type="dxa" w:w="100"/>
-              <w:bottom w:type="dxa" w:w="40"/>
-              <w:right w:type="dxa" w:w="100"/>
-            </w:tcMar>
-            <w:vAlign w:val="center"/>
-          </w:tcPr>
-          <w:p>
-            <w:pPr>
-              <w:jc w:val="center"/>
-            </w:pPr>
-            <w:r>
-              <w:rPr>
-                <w:rFonts w:ascii="ＭＳ 明朝" w:cs="ＭＳ 明朝" w:eastAsia="ＭＳ 明朝" w:hAnsi="ＭＳ 明朝"/>
-                <w:sz w:val="21"/>
-                <w:szCs w:val="21"/>
-              </w:rPr>
-              <w:t xml:space="preserve">月　　日</w:t>
+            <w:tcW w:type="dxa" w:w="2944"/>
+            <w:tcBorders>
+              <w:top w:val="single" w:color="000000" w:sz="4"/>
+              <w:left w:val="single" w:color="000000" w:sz="4"/>
+              <w:bottom w:val="single" w:color="000000" w:sz="4"/>
+              <w:right w:val="single" w:color="000000" w:sz="4"/>
+            </w:tcBorders>
+            <w:tcMar>
+              <w:top w:type="dxa" w:w="40"/>
+              <w:left w:type="dxa" w:w="100"/>
+              <w:bottom w:type="dxa" w:w="40"/>
+              <w:right w:type="dxa" w:w="100"/>
+            </w:tcMar>
+            <w:vAlign w:val="center"/>
+          </w:tcPr>
+          <w:p>
+            <w:pPr>
+              <w:jc w:val="center"/>
+            </w:pPr>
+            <w:r>
+              <w:rPr>
+                <w:rFonts w:ascii="ＭＳ 明朝" w:cs="ＭＳ 明朝" w:eastAsia="ＭＳ 明朝" w:hAnsi="ＭＳ 明朝"/>
+                <w:sz w:val="21"/>
+                <w:szCs w:val="21"/>
+              </w:rPr>
+              <w:t xml:space="preserve">推薦　・　一般</w:t>
             </w:r>
           </w:p>
         </w:tc>
@@ -1456,11 +1003,11 @@
         <w:trPr>
           <w:cantSplit/>
           <w:tblHeader w:val="false"/>
-          <w:trHeight w:val="570" w:hRule="atLeast"/>
+          <w:trHeight w:val="600" w:hRule="atLeast"/>
         </w:trPr>
         <w:tc>
           <w:tcPr>
-            <w:tcW w:type="dxa" w:w="520"/>
+            <w:tcW w:type="dxa" w:w="600"/>
             <w:tcBorders>
               <w:top w:val="single" w:color="000000" w:sz="4"/>
               <w:left w:val="single" w:color="000000" w:sz="4"/>
@@ -1491,38 +1038,7 @@
         </w:tc>
         <w:tc>
           <w:tcPr>
-            <w:tcW w:type="dxa" w:w="2350"/>
-            <w:tcBorders>
-              <w:top w:val="single" w:color="000000" w:sz="4"/>
-              <w:left w:val="single" w:color="000000" w:sz="4"/>
-              <w:bottom w:val="single" w:color="000000" w:sz="4"/>
-              <w:right w:val="single" w:color="000000" w:sz="4"/>
-            </w:tcBorders>
-            <w:tcMar>
-              <w:top w:type="dxa" w:w="40"/>
-              <w:left w:type="dxa" w:w="100"/>
-              <w:bottom w:type="dxa" w:w="40"/>
-              <w:right w:type="dxa" w:w="100"/>
-            </w:tcMar>
-            <w:vAlign w:val="center"/>
-          </w:tcPr>
-          <w:p>
-            <w:pPr>
-              <w:jc w:val="center"/>
-            </w:pPr>
-            <w:r>
-              <w:rPr>
-                <w:rFonts w:ascii="ＭＳ 明朝" w:cs="ＭＳ 明朝" w:eastAsia="ＭＳ 明朝" w:hAnsi="ＭＳ 明朝"/>
-                <w:sz w:val="21"/>
-                <w:szCs w:val="21"/>
-              </w:rPr>
-              <w:t xml:space="preserve">月　　日（　　）</w:t>
-            </w:r>
-          </w:p>
-        </w:tc>
-        <w:tc>
-          <w:tcPr>
-            <w:tcW w:type="dxa" w:w="3000"/>
+            <w:tcW w:type="dxa" w:w="5600"/>
             <w:tcBorders>
               <w:top w:val="single" w:color="000000" w:sz="4"/>
               <w:left w:val="single" w:color="000000" w:sz="4"/>
@@ -1553,7 +1069,76 @@
         </w:tc>
         <w:tc>
           <w:tcPr>
-            <w:tcW w:type="dxa" w:w="1600"/>
+            <w:tcW w:type="dxa" w:w="2944"/>
+            <w:tcBorders>
+              <w:top w:val="single" w:color="000000" w:sz="4"/>
+              <w:left w:val="single" w:color="000000" w:sz="4"/>
+              <w:bottom w:val="single" w:color="000000" w:sz="4"/>
+              <w:right w:val="single" w:color="000000" w:sz="4"/>
+            </w:tcBorders>
+            <w:tcMar>
+              <w:top w:type="dxa" w:w="40"/>
+              <w:left w:type="dxa" w:w="100"/>
+              <w:bottom w:type="dxa" w:w="40"/>
+              <w:right w:type="dxa" w:w="100"/>
+            </w:tcMar>
+            <w:vAlign w:val="center"/>
+          </w:tcPr>
+          <w:p>
+            <w:pPr>
+              <w:jc w:val="center"/>
+            </w:pPr>
+            <w:r>
+              <w:rPr>
+                <w:rFonts w:ascii="ＭＳ 明朝" w:cs="ＭＳ 明朝" w:eastAsia="ＭＳ 明朝" w:hAnsi="ＭＳ 明朝"/>
+                <w:sz w:val="21"/>
+                <w:szCs w:val="21"/>
+              </w:rPr>
+              <w:t xml:space="preserve">推薦　・　一般</w:t>
+            </w:r>
+          </w:p>
+        </w:tc>
+      </w:tr>
+      <w:tr>
+        <w:trPr>
+          <w:cantSplit/>
+          <w:tblHeader w:val="false"/>
+          <w:trHeight w:val="600" w:hRule="atLeast"/>
+        </w:trPr>
+        <w:tc>
+          <w:tcPr>
+            <w:tcW w:type="dxa" w:w="600"/>
+            <w:tcBorders>
+              <w:top w:val="single" w:color="000000" w:sz="4"/>
+              <w:left w:val="single" w:color="000000" w:sz="4"/>
+              <w:bottom w:val="single" w:color="000000" w:sz="4"/>
+              <w:right w:val="single" w:color="000000" w:sz="4"/>
+            </w:tcBorders>
+            <w:tcMar>
+              <w:top w:type="dxa" w:w="40"/>
+              <w:left w:type="dxa" w:w="100"/>
+              <w:bottom w:type="dxa" w:w="40"/>
+              <w:right w:type="dxa" w:w="100"/>
+            </w:tcMar>
+            <w:vAlign w:val="center"/>
+          </w:tcPr>
+          <w:p>
+            <w:pPr>
+              <w:jc w:val="center"/>
+            </w:pPr>
+            <w:r>
+              <w:rPr>
+                <w:rFonts w:ascii="ＭＳ 明朝" w:cs="ＭＳ 明朝" w:eastAsia="ＭＳ 明朝" w:hAnsi="ＭＳ 明朝"/>
+                <w:sz w:val="21"/>
+                <w:szCs w:val="21"/>
+              </w:rPr>
+              <w:t xml:space="preserve">８</w:t>
+            </w:r>
+          </w:p>
+        </w:tc>
+        <w:tc>
+          <w:tcPr>
+            <w:tcW w:type="dxa" w:w="5600"/>
             <w:tcBorders>
               <w:top w:val="single" w:color="000000" w:sz="4"/>
               <w:left w:val="single" w:color="000000" w:sz="4"/>
@@ -1584,32 +1169,32 @@
         </w:tc>
         <w:tc>
           <w:tcPr>
-            <w:tcW w:type="dxa" w:w="1674"/>
-            <w:tcBorders>
-              <w:top w:val="single" w:color="000000" w:sz="4"/>
-              <w:left w:val="single" w:color="000000" w:sz="4"/>
-              <w:bottom w:val="single" w:color="000000" w:sz="4"/>
-              <w:right w:val="single" w:color="000000" w:sz="4"/>
-            </w:tcBorders>
-            <w:tcMar>
-              <w:top w:type="dxa" w:w="40"/>
-              <w:left w:type="dxa" w:w="100"/>
-              <w:bottom w:type="dxa" w:w="40"/>
-              <w:right w:type="dxa" w:w="100"/>
-            </w:tcMar>
-            <w:vAlign w:val="center"/>
-          </w:tcPr>
-          <w:p>
-            <w:pPr>
-              <w:jc w:val="center"/>
-            </w:pPr>
-            <w:r>
-              <w:rPr>
-                <w:rFonts w:ascii="ＭＳ 明朝" w:cs="ＭＳ 明朝" w:eastAsia="ＭＳ 明朝" w:hAnsi="ＭＳ 明朝"/>
-                <w:sz w:val="21"/>
-                <w:szCs w:val="21"/>
-              </w:rPr>
-              <w:t xml:space="preserve">月　　日</w:t>
+            <w:tcW w:type="dxa" w:w="2944"/>
+            <w:tcBorders>
+              <w:top w:val="single" w:color="000000" w:sz="4"/>
+              <w:left w:val="single" w:color="000000" w:sz="4"/>
+              <w:bottom w:val="single" w:color="000000" w:sz="4"/>
+              <w:right w:val="single" w:color="000000" w:sz="4"/>
+            </w:tcBorders>
+            <w:tcMar>
+              <w:top w:type="dxa" w:w="40"/>
+              <w:left w:type="dxa" w:w="100"/>
+              <w:bottom w:type="dxa" w:w="40"/>
+              <w:right w:type="dxa" w:w="100"/>
+            </w:tcMar>
+            <w:vAlign w:val="center"/>
+          </w:tcPr>
+          <w:p>
+            <w:pPr>
+              <w:jc w:val="center"/>
+            </w:pPr>
+            <w:r>
+              <w:rPr>
+                <w:rFonts w:ascii="ＭＳ 明朝" w:cs="ＭＳ 明朝" w:eastAsia="ＭＳ 明朝" w:hAnsi="ＭＳ 明朝"/>
+                <w:sz w:val="21"/>
+                <w:szCs w:val="21"/>
+              </w:rPr>
+              <w:t xml:space="preserve">推薦　・　一般</w:t>
             </w:r>
           </w:p>
         </w:tc>
@@ -1627,22 +1212,7 @@
           <w:sz w:val="18"/>
           <w:szCs w:val="18"/>
         </w:rPr>
-        <w:t xml:space="preserve">※ 区分の例：専願、併願、推薦、一般、前期、後期、Ａ日程など。</w:t>
-      </w:r>
-    </w:p>
-    <w:p>
-      <w:pPr>
-        <w:spacing w:after="0" w:before="40"/>
-        <w:ind w:left="420" w:hanging="210"/>
-        <w:jc w:val="left"/>
-      </w:pPr>
-      <w:r>
-        <w:rPr>
-          <w:rFonts w:ascii="ＭＳ 明朝" w:cs="ＭＳ 明朝" w:eastAsia="ＭＳ 明朝" w:hAnsi="ＭＳ 明朝"/>
-          <w:sz w:val="18"/>
-          <w:szCs w:val="18"/>
-        </w:rPr>
-        <w:t xml:space="preserve">※ 日程が変わったときや、受験校を追加・取りやめたときは、すぐに教室長へ伝えてください。</w:t>
+        <w:t xml:space="preserve">※ 受験校を追加したり取りやめたりしたときは、すぐに教室長へ伝えてください。</w:t>
       </w:r>
     </w:p>
     <w:p>

--- a/04_exam_calendar/入試日程_記入用紙.docx
+++ b/04_exam_calendar/入試日程_記入用紙.docx
@@ -403,7 +403,7 @@
         <w:trPr>
           <w:cantSplit/>
           <w:tblHeader w:val="false"/>
-          <w:trHeight w:val="600" w:hRule="atLeast"/>
+          <w:trHeight w:val="560" w:hRule="atLeast"/>
         </w:trPr>
         <w:tc>
           <w:tcPr>
@@ -503,7 +503,7 @@
         <w:trPr>
           <w:cantSplit/>
           <w:tblHeader w:val="false"/>
-          <w:trHeight w:val="600" w:hRule="atLeast"/>
+          <w:trHeight w:val="560" w:hRule="atLeast"/>
         </w:trPr>
         <w:tc>
           <w:tcPr>
@@ -603,7 +603,7 @@
         <w:trPr>
           <w:cantSplit/>
           <w:tblHeader w:val="false"/>
-          <w:trHeight w:val="600" w:hRule="atLeast"/>
+          <w:trHeight w:val="560" w:hRule="atLeast"/>
         </w:trPr>
         <w:tc>
           <w:tcPr>
@@ -703,7 +703,7 @@
         <w:trPr>
           <w:cantSplit/>
           <w:tblHeader w:val="false"/>
-          <w:trHeight w:val="600" w:hRule="atLeast"/>
+          <w:trHeight w:val="560" w:hRule="atLeast"/>
         </w:trPr>
         <w:tc>
           <w:tcPr>
@@ -803,7 +803,7 @@
         <w:trPr>
           <w:cantSplit/>
           <w:tblHeader w:val="false"/>
-          <w:trHeight w:val="600" w:hRule="atLeast"/>
+          <w:trHeight w:val="560" w:hRule="atLeast"/>
         </w:trPr>
         <w:tc>
           <w:tcPr>
@@ -903,7 +903,7 @@
         <w:trPr>
           <w:cantSplit/>
           <w:tblHeader w:val="false"/>
-          <w:trHeight w:val="600" w:hRule="atLeast"/>
+          <w:trHeight w:val="560" w:hRule="atLeast"/>
         </w:trPr>
         <w:tc>
           <w:tcPr>
@@ -1003,7 +1003,7 @@
         <w:trPr>
           <w:cantSplit/>
           <w:tblHeader w:val="false"/>
-          <w:trHeight w:val="600" w:hRule="atLeast"/>
+          <w:trHeight w:val="560" w:hRule="atLeast"/>
         </w:trPr>
         <w:tc>
           <w:tcPr>
@@ -1103,7 +1103,7 @@
         <w:trPr>
           <w:cantSplit/>
           <w:tblHeader w:val="false"/>
-          <w:trHeight w:val="600" w:hRule="atLeast"/>
+          <w:trHeight w:val="560" w:hRule="atLeast"/>
         </w:trPr>
         <w:tc>
           <w:tcPr>

--- a/04_exam_calendar/入試日程_記入用紙.docx
+++ b/04_exam_calendar/入試日程_記入用紙.docx
@@ -2,20 +2,6 @@
 <file path=word/document.xml><?xml version="1.0" encoding="utf-8"?>
 <w:document xmlns:wpc="http://schemas.microsoft.com/office/word/2010/wordprocessingCanvas" xmlns:mc="http://schemas.openxmlformats.org/markup-compatibility/2006" xmlns:o="urn:schemas-microsoft-com:office:office" xmlns:r="http://schemas.openxmlformats.org/officeDocument/2006/relationships" xmlns:m="http://schemas.openxmlformats.org/officeDocument/2006/math" xmlns:v="urn:schemas-microsoft-com:vml" xmlns:wp14="http://schemas.microsoft.com/office/word/2010/wordprocessingDrawing" xmlns:wp="http://schemas.openxmlformats.org/drawingml/2006/wordprocessingDrawing" xmlns:w10="urn:schemas-microsoft-com:office:word" xmlns:w="http://schemas.openxmlformats.org/wordprocessingml/2006/main" xmlns:w14="http://schemas.microsoft.com/office/word/2010/wordml" xmlns:w15="http://schemas.microsoft.com/office/word/2012/wordml" xmlns:wpg="http://schemas.microsoft.com/office/word/2010/wordprocessingGroup" xmlns:wpi="http://schemas.microsoft.com/office/word/2010/wordprocessingInk" xmlns:wne="http://schemas.microsoft.com/office/word/2006/wordml" xmlns:wps="http://schemas.microsoft.com/office/word/2010/wordprocessingShape" xmlns:cx="http://schemas.microsoft.com/office/drawing/2014/chartex" xmlns:cx1="http://schemas.microsoft.com/office/drawing/2015/9/8/chartex" xmlns:cx2="http://schemas.microsoft.com/office/drawing/2015/10/21/chartex" xmlns:cx3="http://schemas.microsoft.com/office/drawing/2016/5/9/chartex" xmlns:cx4="http://schemas.microsoft.com/office/drawing/2016/5/10/chartex" xmlns:cx5="http://schemas.microsoft.com/office/drawing/2016/5/11/chartex" xmlns:cx6="http://schemas.microsoft.com/office/drawing/2016/5/12/chartex" xmlns:cx7="http://schemas.microsoft.com/office/drawing/2016/5/13/chartex" xmlns:cx8="http://schemas.microsoft.com/office/drawing/2016/5/14/chartex" xmlns:aink="http://schemas.microsoft.com/office/drawing/2016/ink" xmlns:am3d="http://schemas.microsoft.com/office/drawing/2017/model3d" xmlns:w16cex="http://schemas.microsoft.com/office/word/2018/wordml/cex" xmlns:w16cid="http://schemas.microsoft.com/office/word/2016/wordml/cid" xmlns:w16="http://schemas.microsoft.com/office/word/2018/wordml" xmlns:w16sdtdh="http://schemas.microsoft.com/office/word/2020/wordml/sdtdatahash" xmlns:w16se="http://schemas.microsoft.com/office/word/2015/wordml/symex" mc:Ignorable="w14 w15 wp14">
   <w:body>
-    <w:p>
-      <w:pPr>
-        <w:spacing w:after="0" w:before="0"/>
-        <w:jc w:val="right"/>
-      </w:pPr>
-      <w:r>
-        <w:rPr>
-          <w:rFonts w:ascii="ＭＳ 明朝" w:cs="ＭＳ 明朝" w:eastAsia="ＭＳ 明朝" w:hAnsi="ＭＳ 明朝"/>
-          <w:sz w:val="21"/>
-          <w:szCs w:val="21"/>
-        </w:rPr>
-        <w:t xml:space="preserve">提出日　　　月　　日</w:t>
-      </w:r>
-    </w:p>
     <w:p>
       <w:pPr>
         <w:spacing w:after="0" w:before="0"/>
@@ -101,21 +87,6 @@
           <w:szCs w:val="21"/>
         </w:rPr>
         <w:t xml:space="preserve">受験する学校（受験するかもしれない学校もふくむ）を書き、区分の「推薦」か「一般」のどちらかに○をつけてください。</w:t>
-      </w:r>
-    </w:p>
-    <w:p>
-      <w:pPr>
-        <w:spacing w:after="0" w:before="0"/>
-        <w:ind w:left="210"/>
-        <w:jc w:val="left"/>
-      </w:pPr>
-      <w:r>
-        <w:rPr>
-          <w:rFonts w:ascii="ＭＳ 明朝" w:cs="ＭＳ 明朝" w:eastAsia="ＭＳ 明朝" w:hAnsi="ＭＳ 明朝"/>
-          <w:sz w:val="21"/>
-          <w:szCs w:val="21"/>
-        </w:rPr>
-        <w:t xml:space="preserve">入試の日にちは教室で調べて、入試カレンダーにまとめます。</w:t>
       </w:r>
     </w:p>
     <w:tbl>
@@ -1324,20 +1295,6 @@
         </w:tc>
       </w:tr>
     </w:tbl>
-    <w:p>
-      <w:pPr>
-        <w:spacing w:after="0" w:before="0"/>
-        <w:jc w:val="right"/>
-      </w:pPr>
-      <w:r>
-        <w:rPr>
-          <w:rFonts w:ascii="ＭＳ 明朝" w:cs="ＭＳ 明朝" w:eastAsia="ＭＳ 明朝" w:hAnsi="ＭＳ 明朝"/>
-          <w:sz w:val="21"/>
-          <w:szCs w:val="21"/>
-        </w:rPr>
-        <w:t xml:space="preserve">保護者確認　＿＿＿＿＿＿＿＿＿＿</w:t>
-      </w:r>
-    </w:p>
     <w:sectPr>
       <w:footerReference w:type="default" r:id="rId7"/>
       <w:pgSz w:w="11906" w:h="16838" w:orient="portrait"/>
